--- a/tillsyn/A 4438-2023 tillsynsbegäran.docx
+++ b/tillsyn/A 4438-2023 tillsynsbegäran.docx
@@ -421,7 +421,7 @@
     <w:r>
       <w:tab/>
       <w:tab/>
-      <w:t>2026-06-18</w:t>
+      <w:t>2026-06-19</w:t>
       <w:br/>
       <w:br/>
     </w:r>

--- a/tillsyn/A 4438-2023 tillsynsbegäran.docx
+++ b/tillsyn/A 4438-2023 tillsynsbegäran.docx
@@ -421,7 +421,7 @@
     <w:r>
       <w:tab/>
       <w:tab/>
-      <w:t>2026-06-19</w:t>
+      <w:t>2026-06-20</w:t>
       <w:br/>
       <w:br/>
     </w:r>

--- a/tillsyn/A 4438-2023 tillsynsbegäran.docx
+++ b/tillsyn/A 4438-2023 tillsynsbegäran.docx
@@ -12,10 +12,7 @@
     </w:p>
     <w:p>
       <w:r>
-        <w:t>Detta dokument behandlar höga naturvärden i avverkningsanmälan A 4438-2023 i Norrtälje kommun som inkom 2023-01-30 och omfattar 9,2 ha.</w:t>
-      </w:r>
-      <w:r>
-        <w:t xml:space="preserve"> I Figur 1 visas fyndplatser för naturvårdsarter i området, som finns registrerade på Artportalen.</w:t>
+        <w:t>Denna tillsynsbegäran behandlar höga naturvärden i avverkningsanmälan A 4438-2023 i Norrtälje kommun som inkom 2023-01-30 och omfattar 9,2 ha.</w:t>
       </w:r>
     </w:p>
     <w:p>
@@ -63,7 +60,20 @@
         <w:spacing w:after="240"/>
       </w:pPr>
       <w:r>
-        <w:t>Figur 1. Fyndplatser för naturvårdsarter inom 25 meter från avverkningsanmälan (röd linje). Inom parentes anges rödlistekategorier, S för signalarter, Tför typiska arter och fridlysningsparagrafer i artskyddsförordningen.Markörer utan svart kant är placerade på fyndplatsen. Markörer med svart kant är placerade vid sidan av fyndplatsen och har ett svart streck som visar fyndplatsens exakta position. Kartans mittpunktskoordinat är N 6622320, E 709616 i SWEREF 99 TM.</w:t>
+        <w:t>Figur 1. Fyndplatser för naturvårdsarter inom 25 meter från avverkningsanmälan. Markörer utan svart kant är placerade på fyndplatsen. Markörer med svart kant är placerade vid sidan av fyndplatsen har ett svart streck som visar fyndplatsens exakta position. Kartans mittpunktskoordinat är N 6622320, E 709616 i SWEREF 99 TM.</w:t>
+      </w:r>
+    </w:p>
+    <w:p>
+      <w:r>
+        <w:t>Inom 25 meter från avverkningsanmälan finns fynd av 5 naturvårdsarter, varav 3 är rödlistade, 2 är fridlysta och 2 är typiska (T): ask (EN), skogsalm (EN), jungfrulin (NT), blåsippa (T, §9) och spillkråka (T, §4). Se Figur 1.</w:t>
+      </w:r>
+    </w:p>
+    <w:p>
+      <w:pPr>
+        <w:pStyle w:val="Heading1"/>
+      </w:pPr>
+      <w:r>
+        <w:t>Tillsynsbegäran</w:t>
       </w:r>
     </w:p>
     <w:p>
@@ -77,53 +87,27 @@
       </w:r>
     </w:p>
     <w:p>
-      <w:r>
-        <w:t>Nedan beskrivs fynd av naturvårdsarter och fridlysta arter som gjorts i det avverkningsanmälda området. I BILAGA 1 finns artfakta om fridlysta arter.</w:t>
-      </w:r>
-    </w:p>
-    <w:p>
       <w:pPr>
         <w:pStyle w:val="Heading1"/>
       </w:pPr>
       <w:r>
-        <w:t>Naturvårdsarter</w:t>
+        <w:t>Naturvårdsarter och fridlysta arter</w:t>
       </w:r>
     </w:p>
     <w:p>
       <w:r>
-        <w:t>Inom 25 meter från avverkningsanmälan har följande 5 naturvårdsarter hittats: ask (EN), skogsalm (EN), jungfrulin (NT), blåsippa (T, §9) och spillkråka (T, §4). Av dessa är 3 rödlistade. För rödlistade arter har rödlistekategorin angivits inom parentes. Typiska arter inom Natura 2000 som är kopplade till skogsekosystem har markerats med (T). För fridlysta arter anges även paragrafen i Artskyddsförordningen som arten är fridlyst enligt.</w:t>
+        <w:t>Nedan följer beskrivningar av de naturvårdsarter och fridlysta arter som har sina livsmiljöer och växtplatser i den avverkningsanmälda skogen. Se även ytterligare artfakta i BILAGA 1. De påträffade naturvårdsarterna är ett tydligt kvitto på att det rör sig om en skog med höga naturvärden.</w:t>
       </w:r>
     </w:p>
     <w:p>
       <w:r>
-        <w:t>De påträffade naturvårdsarterna är ett tydligt kvitto på att det rör sig om en skog med höga naturvärden.</w:t>
-      </w:r>
-    </w:p>
-    <w:p>
-      <w:pPr>
-        <w:pStyle w:val="Heading2"/>
-      </w:pPr>
-      <w:r>
-        <w:t>Fridlysta arter</w:t>
-      </w:r>
-    </w:p>
-    <w:p>
-      <w:r>
-        <w:t>Följande fridlysta arter har sina livsmiljöer och växtplatser i den avverkningsanmälda skogen: blåsippa (T, §9) och spillkråka (T, §4).</w:t>
-      </w:r>
-    </w:p>
-    <w:p>
-      <w:r>
-        <w:t xml:space="preserve">Observera att medlemsländerna är skyldiga att agera i enlighet med EU:s fågeldirektiv där det uttryckligen står att direktivet gäller för fåglar samt för deras ägg, bon och </w:t>
-      </w:r>
-      <w:r>
         <w:rPr>
           <w:b/>
         </w:rPr>
-        <w:t xml:space="preserve">livsmiljöer </w:t>
+        <w:t>Ask (EN)</w:t>
       </w:r>
       <w:r>
-        <w:t>(artikel 1). Vidare att de åtgärder som vidtas inte får leda till en försämring av den nuvarande situationen beträffande bevarandet av de fågelarter som avses i artikel 1 (artikel 13). Fågeldirektivet är styrande för tillsynsansvariga myndigheters ärendehantering, ställningstaganden och beslutsfattande.</w:t>
+        <w:t xml:space="preserve"> växer naturligt på frisk till fuktig, näringsrik, mullrik mark, gärna med rörligt, ytnära grundvatten. Asken är mycket viktig för den biologiska mångfalden och den är värd för minst 213 arter i olika organismgrupper, av vilka åtminstone 42 är askspecialister, ytterligare 8 arter förekommer endast på ask och alm. Bland dessa kan nämnas asknätfjäril (EN, §4a), askvårtlav (EN) och askpraktbagge (NT). Det finns en ökad risk att dessa arter försvinner när populationen av ask minskar. Asken är kraftigt drabbad av askskottsjukan, men angripna askar bör inte avverkas eftersom det är så många andra arter knutna till ask, såväl till döda som till levande träd. Eftersom sjukdomen är vindspridd så finns den redan nästan överallt där det finns askar, och till skillnad från almsjukan så förhindrar eller försvårar man inte spridningen genom att ta bort träd. Asken är globalt rödlistad som nära hotad (NT) vilket medför ett internationellt ansvar för arten (SLU Artdatabanken, 2026; IUCN, 2017).</w:t>
       </w:r>
     </w:p>
     <w:p>
@@ -185,27 +169,25 @@
       </w:r>
     </w:p>
     <w:p>
-      <w:r>
-        <w:t>I BILAGA 1 finns mer detaljerad information om ekologi samt krav på livsmiljö hos fridlysta arter.</w:t>
-      </w:r>
-    </w:p>
-    <w:p>
       <w:pPr>
-        <w:pStyle w:val="Heading2"/>
+        <w:pStyle w:val="Heading1"/>
       </w:pPr>
       <w:r>
-        <w:t>Övriga naturvårdsarter</w:t>
+        <w:t>EU:s fågeldirektiv</w:t>
       </w:r>
     </w:p>
     <w:p>
       <w:r>
+        <w:t xml:space="preserve">Europeiska unionens medlemsländer är skyldiga att agera i enlighet med EU:s fågeldirektiv där det uttryckligen står att direktivet gäller för fåglar samt för deras ägg, bon och </w:t>
+      </w:r>
+      <w:r>
         <w:rPr>
           <w:b/>
         </w:rPr>
-        <w:t>Ask (EN)</w:t>
+        <w:t xml:space="preserve">livsmiljöer </w:t>
       </w:r>
       <w:r>
-        <w:t xml:space="preserve"> växer naturligt på frisk till fuktig, näringsrik, mullrik mark, gärna med rörligt, ytnära grundvatten. Asken är mycket viktig för den biologiska mångfalden och den är värd för minst 213 arter i olika organismgrupper, av vilka åtminstone 42 är askspecialister, ytterligare 8 arter förekommer endast på ask och alm. Bland dessa kan nämnas asknätfjäril (EN, §4a), askvårtlav (EN) och askpraktbagge (NT). Det finns en ökad risk att dessa arter försvinner när populationen av ask minskar. Asken är kraftigt drabbad av askskottsjukan, men angripna askar bör inte avverkas eftersom det är så många andra arter knutna till ask, såväl till döda som till levande träd. Eftersom sjukdomen är vindspridd så finns den redan nästan överallt där det finns askar, och till skillnad från almsjukan så förhindrar eller försvårar man inte spridningen genom att ta bort träd. Asken är globalt rödlistad som nära hotad (NT) vilket medför ett internationellt ansvar för arten (SLU Artdatabanken, 2026; IUCN, 2017).</w:t>
+        <w:t>(artikel 1). Vidare att de åtgärder som vidtas inte får leda till en försämring av den nuvarande situationen beträffande bevarandet av de fågelarter som avses i artikel 1 (artikel 13). Fågeldirektivet är styrande för tillsynsansvariga myndigheters ärendehantering, ställningstaganden och beslutsfattande.</w:t>
       </w:r>
     </w:p>
     <w:p>
@@ -421,7 +403,7 @@
     <w:r>
       <w:tab/>
       <w:tab/>
-      <w:t>2026-06-20</w:t>
+      <w:t>2026-06-21</w:t>
       <w:br/>
       <w:br/>
     </w:r>

--- a/tillsyn/A 4438-2023 tillsynsbegäran.docx
+++ b/tillsyn/A 4438-2023 tillsynsbegäran.docx
@@ -403,7 +403,7 @@
     <w:r>
       <w:tab/>
       <w:tab/>
-      <w:t>2026-06-21</w:t>
+      <w:t>2026-06-22</w:t>
       <w:br/>
       <w:br/>
     </w:r>

--- a/tillsyn/A 4438-2023 tillsynsbegäran.docx
+++ b/tillsyn/A 4438-2023 tillsynsbegäran.docx
@@ -403,7 +403,7 @@
     <w:r>
       <w:tab/>
       <w:tab/>
-      <w:t>2026-06-22</w:t>
+      <w:t>2026-06-23</w:t>
       <w:br/>
       <w:br/>
     </w:r>

--- a/tillsyn/A 4438-2023 tillsynsbegäran.docx
+++ b/tillsyn/A 4438-2023 tillsynsbegäran.docx
@@ -403,7 +403,7 @@
     <w:r>
       <w:tab/>
       <w:tab/>
-      <w:t>2026-06-23</w:t>
+      <w:t>2026-06-24</w:t>
       <w:br/>
       <w:br/>
     </w:r>

--- a/tillsyn/A 4438-2023 tillsynsbegäran.docx
+++ b/tillsyn/A 4438-2023 tillsynsbegäran.docx
@@ -403,7 +403,7 @@
     <w:r>
       <w:tab/>
       <w:tab/>
-      <w:t>2026-06-24</w:t>
+      <w:t>2026-06-25</w:t>
       <w:br/>
       <w:br/>
     </w:r>

--- a/tillsyn/A 4438-2023 tillsynsbegäran.docx
+++ b/tillsyn/A 4438-2023 tillsynsbegäran.docx
@@ -403,7 +403,7 @@
     <w:r>
       <w:tab/>
       <w:tab/>
-      <w:t>2026-06-25</w:t>
+      <w:t>2026-06-26</w:t>
       <w:br/>
       <w:br/>
     </w:r>

--- a/tillsyn/A 4438-2023 tillsynsbegäran.docx
+++ b/tillsyn/A 4438-2023 tillsynsbegäran.docx
@@ -403,7 +403,7 @@
     <w:r>
       <w:tab/>
       <w:tab/>
-      <w:t>2026-06-26</w:t>
+      <w:t>2026-06-27</w:t>
       <w:br/>
       <w:br/>
     </w:r>

--- a/tillsyn/A 4438-2023 tillsynsbegäran.docx
+++ b/tillsyn/A 4438-2023 tillsynsbegäran.docx
@@ -403,7 +403,7 @@
     <w:r>
       <w:tab/>
       <w:tab/>
-      <w:t>2026-06-27</w:t>
+      <w:t>2026-06-28</w:t>
       <w:br/>
       <w:br/>
     </w:r>

--- a/tillsyn/A 4438-2023 tillsynsbegäran.docx
+++ b/tillsyn/A 4438-2023 tillsynsbegäran.docx
@@ -403,7 +403,7 @@
     <w:r>
       <w:tab/>
       <w:tab/>
-      <w:t>2026-06-28</w:t>
+      <w:t>2026-06-29</w:t>
       <w:br/>
       <w:br/>
     </w:r>

--- a/tillsyn/A 4438-2023 tillsynsbegäran.docx
+++ b/tillsyn/A 4438-2023 tillsynsbegäran.docx
@@ -403,7 +403,7 @@
     <w:r>
       <w:tab/>
       <w:tab/>
-      <w:t>2026-06-29</w:t>
+      <w:t>2026-06-30</w:t>
       <w:br/>
       <w:br/>
     </w:r>

--- a/tillsyn/A 4438-2023 tillsynsbegäran.docx
+++ b/tillsyn/A 4438-2023 tillsynsbegäran.docx
@@ -403,7 +403,7 @@
     <w:r>
       <w:tab/>
       <w:tab/>
-      <w:t>2026-06-30</w:t>
+      <w:t>2026-07-01</w:t>
       <w:br/>
       <w:br/>
     </w:r>

--- a/tillsyn/A 4438-2023 tillsynsbegäran.docx
+++ b/tillsyn/A 4438-2023 tillsynsbegäran.docx
@@ -403,7 +403,7 @@
     <w:r>
       <w:tab/>
       <w:tab/>
-      <w:t>2026-07-01</w:t>
+      <w:t>2026-07-02</w:t>
       <w:br/>
       <w:br/>
     </w:r>

--- a/tillsyn/A 4438-2023 tillsynsbegäran.docx
+++ b/tillsyn/A 4438-2023 tillsynsbegäran.docx
@@ -403,7 +403,7 @@
     <w:r>
       <w:tab/>
       <w:tab/>
-      <w:t>2026-07-13</w:t>
+      <w:t>2026-07-14</w:t>
       <w:br/>
       <w:br/>
     </w:r>

--- a/tillsyn/A 4438-2023 tillsynsbegäran.docx
+++ b/tillsyn/A 4438-2023 tillsynsbegäran.docx
@@ -403,7 +403,7 @@
     <w:r>
       <w:tab/>
       <w:tab/>
-      <w:t>2026-07-14</w:t>
+      <w:t>2026-07-15</w:t>
       <w:br/>
       <w:br/>
     </w:r>

--- a/tillsyn/A 4438-2023 tillsynsbegäran.docx
+++ b/tillsyn/A 4438-2023 tillsynsbegäran.docx
@@ -403,7 +403,7 @@
     <w:r>
       <w:tab/>
       <w:tab/>
-      <w:t>2026-07-15</w:t>
+      <w:t>2026-07-16</w:t>
       <w:br/>
       <w:br/>
     </w:r>

--- a/tillsyn/A 4438-2023 tillsynsbegäran.docx
+++ b/tillsyn/A 4438-2023 tillsynsbegäran.docx
@@ -403,7 +403,7 @@
     <w:r>
       <w:tab/>
       <w:tab/>
-      <w:t>2026-07-16</w:t>
+      <w:t>2026-07-17</w:t>
       <w:br/>
       <w:br/>
     </w:r>

--- a/tillsyn/A 4438-2023 tillsynsbegäran.docx
+++ b/tillsyn/A 4438-2023 tillsynsbegäran.docx
@@ -403,7 +403,7 @@
     <w:r>
       <w:tab/>
       <w:tab/>
-      <w:t>2026-07-17</w:t>
+      <w:t>2026-07-18</w:t>
       <w:br/>
       <w:br/>
     </w:r>

--- a/tillsyn/A 4438-2023 tillsynsbegäran.docx
+++ b/tillsyn/A 4438-2023 tillsynsbegäran.docx
@@ -403,7 +403,7 @@
     <w:r>
       <w:tab/>
       <w:tab/>
-      <w:t>2026-07-18</w:t>
+      <w:t>2026-07-19</w:t>
       <w:br/>
       <w:br/>
     </w:r>

--- a/tillsyn/A 4438-2023 tillsynsbegäran.docx
+++ b/tillsyn/A 4438-2023 tillsynsbegäran.docx
@@ -403,7 +403,7 @@
     <w:r>
       <w:tab/>
       <w:tab/>
-      <w:t>2026-07-19</w:t>
+      <w:t>2026-07-20</w:t>
       <w:br/>
       <w:br/>
     </w:r>

--- a/tillsyn/A 4438-2023 tillsynsbegäran.docx
+++ b/tillsyn/A 4438-2023 tillsynsbegäran.docx
@@ -403,7 +403,7 @@
     <w:r>
       <w:tab/>
       <w:tab/>
-      <w:t>2026-07-20</w:t>
+      <w:t>2026-07-21</w:t>
       <w:br/>
       <w:br/>
     </w:r>

--- a/tillsyn/A 4438-2023 tillsynsbegäran.docx
+++ b/tillsyn/A 4438-2023 tillsynsbegäran.docx
@@ -403,7 +403,7 @@
     <w:r>
       <w:tab/>
       <w:tab/>
-      <w:t>2026-07-21</w:t>
+      <w:t>2026-07-22</w:t>
       <w:br/>
       <w:br/>
     </w:r>

--- a/tillsyn/A 4438-2023 tillsynsbegäran.docx
+++ b/tillsyn/A 4438-2023 tillsynsbegäran.docx
@@ -403,7 +403,7 @@
     <w:r>
       <w:tab/>
       <w:tab/>
-      <w:t>2026-07-22</w:t>
+      <w:t>2026-07-23</w:t>
       <w:br/>
       <w:br/>
     </w:r>

--- a/tillsyn/A 4438-2023 tillsynsbegäran.docx
+++ b/tillsyn/A 4438-2023 tillsynsbegäran.docx
@@ -403,7 +403,7 @@
     <w:r>
       <w:tab/>
       <w:tab/>
-      <w:t>2026-07-23</w:t>
+      <w:t>2026-07-24</w:t>
       <w:br/>
       <w:br/>
     </w:r>

--- a/tillsyn/A 4438-2023 tillsynsbegäran.docx
+++ b/tillsyn/A 4438-2023 tillsynsbegäran.docx
@@ -403,7 +403,7 @@
     <w:r>
       <w:tab/>
       <w:tab/>
-      <w:t>2026-07-24</w:t>
+      <w:t>2026-07-25</w:t>
       <w:br/>
       <w:br/>
     </w:r>

--- a/tillsyn/A 4438-2023 tillsynsbegäran.docx
+++ b/tillsyn/A 4438-2023 tillsynsbegäran.docx
@@ -403,7 +403,7 @@
     <w:r>
       <w:tab/>
       <w:tab/>
-      <w:t>2026-07-25</w:t>
+      <w:t>2026-07-26</w:t>
       <w:br/>
       <w:br/>
     </w:r>

--- a/tillsyn/A 4438-2023 tillsynsbegäran.docx
+++ b/tillsyn/A 4438-2023 tillsynsbegäran.docx
@@ -403,7 +403,7 @@
     <w:r>
       <w:tab/>
       <w:tab/>
-      <w:t>2026-07-26</w:t>
+      <w:t>2026-07-27</w:t>
       <w:br/>
       <w:br/>
     </w:r>

--- a/tillsyn/A 4438-2023 tillsynsbegäran.docx
+++ b/tillsyn/A 4438-2023 tillsynsbegäran.docx
@@ -403,7 +403,7 @@
     <w:r>
       <w:tab/>
       <w:tab/>
-      <w:t>2026-07-27</w:t>
+      <w:t>2026-07-28</w:t>
       <w:br/>
       <w:br/>
     </w:r>

--- a/tillsyn/A 4438-2023 tillsynsbegäran.docx
+++ b/tillsyn/A 4438-2023 tillsynsbegäran.docx
@@ -403,7 +403,7 @@
     <w:r>
       <w:tab/>
       <w:tab/>
-      <w:t>2026-07-28</w:t>
+      <w:t>2026-07-29</w:t>
       <w:br/>
       <w:br/>
     </w:r>

--- a/tillsyn/A 4438-2023 tillsynsbegäran.docx
+++ b/tillsyn/A 4438-2023 tillsynsbegäran.docx
@@ -403,7 +403,7 @@
     <w:r>
       <w:tab/>
       <w:tab/>
-      <w:t>2026-07-29</w:t>
+      <w:t>2026-07-30</w:t>
       <w:br/>
       <w:br/>
     </w:r>

--- a/tillsyn/A 4438-2023 tillsynsbegäran.docx
+++ b/tillsyn/A 4438-2023 tillsynsbegäran.docx
@@ -403,7 +403,7 @@
     <w:r>
       <w:tab/>
       <w:tab/>
-      <w:t>2026-07-30</w:t>
+      <w:t>2026-07-31</w:t>
       <w:br/>
       <w:br/>
     </w:r>

--- a/tillsyn/A 4438-2023 tillsynsbegäran.docx
+++ b/tillsyn/A 4438-2023 tillsynsbegäran.docx
@@ -403,7 +403,7 @@
     <w:r>
       <w:tab/>
       <w:tab/>
-      <w:t>2026-07-31</w:t>
+      <w:t>2026-08-01</w:t>
       <w:br/>
       <w:br/>
     </w:r>

--- a/tillsyn/A 4438-2023 tillsynsbegäran.docx
+++ b/tillsyn/A 4438-2023 tillsynsbegäran.docx
@@ -403,7 +403,7 @@
     <w:r>
       <w:tab/>
       <w:tab/>
-      <w:t>2026-08-01</w:t>
+      <w:t>2026-08-02</w:t>
       <w:br/>
       <w:br/>
     </w:r>

--- a/tillsyn/A 4438-2023 tillsynsbegäran.docx
+++ b/tillsyn/A 4438-2023 tillsynsbegäran.docx
@@ -403,7 +403,7 @@
     <w:r>
       <w:tab/>
       <w:tab/>
-      <w:t>2026-08-02</w:t>
+      <w:t>2026-08-03</w:t>
       <w:br/>
       <w:br/>
     </w:r>

--- a/tillsyn/A 4438-2023 tillsynsbegäran.docx
+++ b/tillsyn/A 4438-2023 tillsynsbegäran.docx
@@ -403,7 +403,7 @@
     <w:r>
       <w:tab/>
       <w:tab/>
-      <w:t>2026-08-03</w:t>
+      <w:t>2026-08-05</w:t>
       <w:br/>
       <w:br/>
     </w:r>

--- a/tillsyn/A 4438-2023 tillsynsbegäran.docx
+++ b/tillsyn/A 4438-2023 tillsynsbegäran.docx
@@ -403,7 +403,7 @@
     <w:r>
       <w:tab/>
       <w:tab/>
-      <w:t>2026-08-05</w:t>
+      <w:t>2026-08-07</w:t>
       <w:br/>
       <w:br/>
     </w:r>

--- a/tillsyn/A 4438-2023 tillsynsbegäran.docx
+++ b/tillsyn/A 4438-2023 tillsynsbegäran.docx
@@ -403,7 +403,7 @@
     <w:r>
       <w:tab/>
       <w:tab/>
-      <w:t>2026-08-07</w:t>
+      <w:t>2026-08-08</w:t>
       <w:br/>
       <w:br/>
     </w:r>

--- a/tillsyn/A 4438-2023 tillsynsbegäran.docx
+++ b/tillsyn/A 4438-2023 tillsynsbegäran.docx
@@ -60,7 +60,7 @@
         <w:spacing w:after="240"/>
       </w:pPr>
       <w:r>
-        <w:t>Figur 1. Fyndplatser för naturvårdsarter inom 25 meter från avverkningsanmälan. Markörer utan svart kant är placerade på fyndplatsen. Markörer med svart kant är placerade vid sidan av fyndplatsen har ett svart streck som visar fyndplatsens exakta position. Kartans mittpunktskoordinat är N 6622320, E 709616 i SWEREF 99 TM.</w:t>
+        <w:t>Figur 1. Fyndplatser för naturvårdsarter inom 25 meter från avverkningsanmälan. Markörer utan svart kant är placerade på fyndplatsen. Markörer med svart kant är placerade vid sidan av fyndplatsen och har ett svart streck som visar fyndplatsens exakta position. Kartans mittpunktskoordinat är N 6622320, E 709616 i SWEREF 99 TM.</w:t>
       </w:r>
     </w:p>
     <w:p>
@@ -403,7 +403,7 @@
     <w:r>
       <w:tab/>
       <w:tab/>
-      <w:t>2026-08-14</w:t>
+      <w:t>2026-08-15</w:t>
       <w:br/>
       <w:br/>
     </w:r>

--- a/tillsyn/A 4438-2023 tillsynsbegäran.docx
+++ b/tillsyn/A 4438-2023 tillsynsbegäran.docx
@@ -403,7 +403,7 @@
     <w:r>
       <w:tab/>
       <w:tab/>
-      <w:t>2026-08-15</w:t>
+      <w:t>2026-08-16</w:t>
       <w:br/>
       <w:br/>
     </w:r>

--- a/tillsyn/A 4438-2023 tillsynsbegäran.docx
+++ b/tillsyn/A 4438-2023 tillsynsbegäran.docx
@@ -403,7 +403,7 @@
     <w:r>
       <w:tab/>
       <w:tab/>
-      <w:t>2026-08-16</w:t>
+      <w:t>2026-08-17</w:t>
       <w:br/>
       <w:br/>
     </w:r>

--- a/tillsyn/A 4438-2023 tillsynsbegäran.docx
+++ b/tillsyn/A 4438-2023 tillsynsbegäran.docx
@@ -403,7 +403,7 @@
     <w:r>
       <w:tab/>
       <w:tab/>
-      <w:t>2026-08-17</w:t>
+      <w:t>2026-08-18</w:t>
       <w:br/>
       <w:br/>
     </w:r>

--- a/tillsyn/A 4438-2023 tillsynsbegäran.docx
+++ b/tillsyn/A 4438-2023 tillsynsbegäran.docx
@@ -403,7 +403,7 @@
     <w:r>
       <w:tab/>
       <w:tab/>
-      <w:t>2026-08-18</w:t>
+      <w:t>2026-08-19</w:t>
       <w:br/>
       <w:br/>
     </w:r>

--- a/tillsyn/A 4438-2023 tillsynsbegäran.docx
+++ b/tillsyn/A 4438-2023 tillsynsbegäran.docx
@@ -403,7 +403,7 @@
     <w:r>
       <w:tab/>
       <w:tab/>
-      <w:t>2026-08-19</w:t>
+      <w:t>2026-08-20</w:t>
       <w:br/>
       <w:br/>
     </w:r>

--- a/tillsyn/A 4438-2023 tillsynsbegäran.docx
+++ b/tillsyn/A 4438-2023 tillsynsbegäran.docx
@@ -403,7 +403,7 @@
     <w:r>
       <w:tab/>
       <w:tab/>
-      <w:t>2026-08-20</w:t>
+      <w:t>2026-08-21</w:t>
       <w:br/>
       <w:br/>
     </w:r>

--- a/tillsyn/A 4438-2023 tillsynsbegäran.docx
+++ b/tillsyn/A 4438-2023 tillsynsbegäran.docx
@@ -403,7 +403,7 @@
     <w:r>
       <w:tab/>
       <w:tab/>
-      <w:t>2026-08-21</w:t>
+      <w:t>2026-08-22</w:t>
       <w:br/>
       <w:br/>
     </w:r>

--- a/tillsyn/A 4438-2023 tillsynsbegäran.docx
+++ b/tillsyn/A 4438-2023 tillsynsbegäran.docx
@@ -403,7 +403,7 @@
     <w:r>
       <w:tab/>
       <w:tab/>
-      <w:t>2026-08-22</w:t>
+      <w:t>2026-08-23</w:t>
       <w:br/>
       <w:br/>
     </w:r>

--- a/tillsyn/A 4438-2023 tillsynsbegäran.docx
+++ b/tillsyn/A 4438-2023 tillsynsbegäran.docx
@@ -403,7 +403,7 @@
     <w:r>
       <w:tab/>
       <w:tab/>
-      <w:t>2026-08-23</w:t>
+      <w:t>2026-08-24</w:t>
       <w:br/>
       <w:br/>
     </w:r>

--- a/tillsyn/A 4438-2023 tillsynsbegäran.docx
+++ b/tillsyn/A 4438-2023 tillsynsbegäran.docx
@@ -403,7 +403,7 @@
     <w:r>
       <w:tab/>
       <w:tab/>
-      <w:t>2026-08-24</w:t>
+      <w:t>2026-08-25</w:t>
       <w:br/>
       <w:br/>
     </w:r>

--- a/tillsyn/A 4438-2023 tillsynsbegäran.docx
+++ b/tillsyn/A 4438-2023 tillsynsbegäran.docx
@@ -403,7 +403,7 @@
     <w:r>
       <w:tab/>
       <w:tab/>
-      <w:t>2026-08-25</w:t>
+      <w:t>2026-08-26</w:t>
       <w:br/>
       <w:br/>
     </w:r>

--- a/tillsyn/A 4438-2023 tillsynsbegäran.docx
+++ b/tillsyn/A 4438-2023 tillsynsbegäran.docx
@@ -403,7 +403,7 @@
     <w:r>
       <w:tab/>
       <w:tab/>
-      <w:t>2026-08-26</w:t>
+      <w:t>2026-08-27</w:t>
       <w:br/>
       <w:br/>
     </w:r>

--- a/tillsyn/A 4438-2023 tillsynsbegäran.docx
+++ b/tillsyn/A 4438-2023 tillsynsbegäran.docx
@@ -403,7 +403,7 @@
     <w:r>
       <w:tab/>
       <w:tab/>
-      <w:t>2026-08-27</w:t>
+      <w:t>2026-08-28</w:t>
       <w:br/>
       <w:br/>
     </w:r>

--- a/tillsyn/A 4438-2023 tillsynsbegäran.docx
+++ b/tillsyn/A 4438-2023 tillsynsbegäran.docx
@@ -403,7 +403,7 @@
     <w:r>
       <w:tab/>
       <w:tab/>
-      <w:t>2026-08-28</w:t>
+      <w:t>2026-08-29</w:t>
       <w:br/>
       <w:br/>
     </w:r>

--- a/tillsyn/A 4438-2023 tillsynsbegäran.docx
+++ b/tillsyn/A 4438-2023 tillsynsbegäran.docx
@@ -403,7 +403,7 @@
     <w:r>
       <w:tab/>
       <w:tab/>
-      <w:t>2026-08-29</w:t>
+      <w:t>2026-08-31</w:t>
       <w:br/>
       <w:br/>
     </w:r>

--- a/tillsyn/A 4438-2023 tillsynsbegäran.docx
+++ b/tillsyn/A 4438-2023 tillsynsbegäran.docx
@@ -403,7 +403,7 @@
     <w:r>
       <w:tab/>
       <w:tab/>
-      <w:t>2026-08-31</w:t>
+      <w:t>2026-09-01</w:t>
       <w:br/>
       <w:br/>
     </w:r>

--- a/tillsyn/A 4438-2023 tillsynsbegäran.docx
+++ b/tillsyn/A 4438-2023 tillsynsbegäran.docx
@@ -403,7 +403,7 @@
     <w:r>
       <w:tab/>
       <w:tab/>
-      <w:t>2026-09-01</w:t>
+      <w:t>2026-09-02</w:t>
       <w:br/>
       <w:br/>
     </w:r>

--- a/tillsyn/A 4438-2023 tillsynsbegäran.docx
+++ b/tillsyn/A 4438-2023 tillsynsbegäran.docx
@@ -403,7 +403,7 @@
     <w:r>
       <w:tab/>
       <w:tab/>
-      <w:t>2026-09-02</w:t>
+      <w:t>2026-09-03</w:t>
       <w:br/>
       <w:br/>
     </w:r>

--- a/tillsyn/A 4438-2023 tillsynsbegäran.docx
+++ b/tillsyn/A 4438-2023 tillsynsbegäran.docx
@@ -403,7 +403,7 @@
     <w:r>
       <w:tab/>
       <w:tab/>
-      <w:t>2026-09-03</w:t>
+      <w:t>2026-09-04</w:t>
       <w:br/>
       <w:br/>
     </w:r>

--- a/tillsyn/A 4438-2023 tillsynsbegäran.docx
+++ b/tillsyn/A 4438-2023 tillsynsbegäran.docx
@@ -403,7 +403,7 @@
     <w:r>
       <w:tab/>
       <w:tab/>
-      <w:t>2026-09-04</w:t>
+      <w:t>2026-09-05</w:t>
       <w:br/>
       <w:br/>
     </w:r>

--- a/tillsyn/A 4438-2023 tillsynsbegäran.docx
+++ b/tillsyn/A 4438-2023 tillsynsbegäran.docx
@@ -403,7 +403,7 @@
     <w:r>
       <w:tab/>
       <w:tab/>
-      <w:t>2026-09-05</w:t>
+      <w:t>2026-09-06</w:t>
       <w:br/>
       <w:br/>
     </w:r>

--- a/tillsyn/A 4438-2023 tillsynsbegäran.docx
+++ b/tillsyn/A 4438-2023 tillsynsbegäran.docx
@@ -403,7 +403,7 @@
     <w:r>
       <w:tab/>
       <w:tab/>
-      <w:t>2026-09-06</w:t>
+      <w:t>2026-09-07</w:t>
       <w:br/>
       <w:br/>
     </w:r>

--- a/tillsyn/A 4438-2023 tillsynsbegäran.docx
+++ b/tillsyn/A 4438-2023 tillsynsbegäran.docx
@@ -403,7 +403,7 @@
     <w:r>
       <w:tab/>
       <w:tab/>
-      <w:t>2026-09-07</w:t>
+      <w:t>2026-09-08</w:t>
       <w:br/>
       <w:br/>
     </w:r>

--- a/tillsyn/A 4438-2023 tillsynsbegäran.docx
+++ b/tillsyn/A 4438-2023 tillsynsbegäran.docx
@@ -403,7 +403,7 @@
     <w:r>
       <w:tab/>
       <w:tab/>
-      <w:t>2026-09-08</w:t>
+      <w:t>2026-09-09</w:t>
       <w:br/>
       <w:br/>
     </w:r>

--- a/tillsyn/A 4438-2023 tillsynsbegäran.docx
+++ b/tillsyn/A 4438-2023 tillsynsbegäran.docx
@@ -403,7 +403,7 @@
     <w:r>
       <w:tab/>
       <w:tab/>
-      <w:t>2026-09-09</w:t>
+      <w:t>2026-09-10</w:t>
       <w:br/>
       <w:br/>
     </w:r>

--- a/tillsyn/A 4438-2023 tillsynsbegäran.docx
+++ b/tillsyn/A 4438-2023 tillsynsbegäran.docx
@@ -403,7 +403,7 @@
     <w:r>
       <w:tab/>
       <w:tab/>
-      <w:t>2026-09-10</w:t>
+      <w:t>2026-09-11</w:t>
       <w:br/>
       <w:br/>
     </w:r>

--- a/tillsyn/A 4438-2023 tillsynsbegäran.docx
+++ b/tillsyn/A 4438-2023 tillsynsbegäran.docx
@@ -403,7 +403,7 @@
     <w:r>
       <w:tab/>
       <w:tab/>
-      <w:t>2026-09-11</w:t>
+      <w:t>2026-09-12</w:t>
       <w:br/>
       <w:br/>
     </w:r>

--- a/tillsyn/A 4438-2023 tillsynsbegäran.docx
+++ b/tillsyn/A 4438-2023 tillsynsbegäran.docx
@@ -403,7 +403,7 @@
     <w:r>
       <w:tab/>
       <w:tab/>
-      <w:t>2026-09-12</w:t>
+      <w:t>2026-09-13</w:t>
       <w:br/>
       <w:br/>
     </w:r>
